--- a/00-首页/题组Word/专项卷/二分册/专项卷XII-学生版-打印版.docx
+++ b/00-首页/题组Word/专项卷/二分册/专项卷XII-学生版-打印版.docx
@@ -15566,7 +15566,7 @@
                       </m:e>
                       <m:lim>
                         <m:r>
-                          <m:t>​</m:t>
+                          <m:t xml:space="preserve"> </m:t>
                         </m:r>
                       </m:lim>
                     </m:limUpp>
@@ -15982,7 +15982,7 @@
                       </m:e>
                       <m:lim>
                         <m:r>
-                          <m:t>​</m:t>
+                          <m:t xml:space="preserve"> </m:t>
                         </m:r>
                       </m:lim>
                     </m:limUpp>

--- a/00-首页/题组Word/专项卷/二分册/专项卷XII-学生版-打印版.docx
+++ b/00-首页/题组Word/专项卷/二分册/专项卷XII-学生版-打印版.docx
@@ -476,8 +476,8 @@
     <w:p>
       <w:pPr>
         <w:pStyle w:val="BodyText"/>
+        <w:spacing w:before="0" w:after="0"/>
         <w:ind w:left="480" w:hanging="480"/>
-        <w:spacing w:after="0"/>
       </w:pPr>
       <w:r>
         <w:rPr>
@@ -489,34 +489,34 @@
     <w:p>
       <w:pPr>
         <w:pStyle w:val="BodyText"/>
+        <w:spacing w:before="0" w:after="0"/>
         <w:ind w:left="480" w:hanging="480"/>
+      </w:pPr>
+      <w:r>
+        <w:rPr>
+          <w:rFonts w:ascii="Times New Roman" w:hAnsi="Times New Roman" w:eastAsia="Times New Roman" w:cs="Times New Roman"/>
+        </w:rPr>
+        <w:t xml:space="preserve">B. ①③④⑤⑥　　</w:t>
+      </w:r>
+    </w:p>
+    <w:p>
+      <w:pPr>
+        <w:pStyle w:val="BodyText"/>
         <w:spacing w:before="0" w:after="0"/>
-      </w:pPr>
-      <w:r>
-        <w:rPr>
-          <w:rFonts w:ascii="Times New Roman" w:hAnsi="Times New Roman" w:eastAsia="Times New Roman" w:cs="Times New Roman"/>
-        </w:rPr>
-        <w:t xml:space="preserve">B. ①③④⑤⑥　　</w:t>
+        <w:ind w:left="480" w:hanging="480"/>
+      </w:pPr>
+      <w:r>
+        <w:rPr>
+          <w:rFonts w:ascii="Times New Roman" w:hAnsi="Times New Roman" w:eastAsia="Times New Roman" w:cs="Times New Roman"/>
+        </w:rPr>
+        <w:t xml:space="preserve">C. ①③④⑤　　</w:t>
       </w:r>
     </w:p>
     <w:p>
       <w:pPr>
         <w:pStyle w:val="BodyText"/>
+        <w:spacing w:before="0" w:after="0"/>
         <w:ind w:left="480" w:hanging="480"/>
-        <w:spacing w:before="0" w:after="0"/>
-      </w:pPr>
-      <w:r>
-        <w:rPr>
-          <w:rFonts w:ascii="Times New Roman" w:hAnsi="Times New Roman" w:eastAsia="Times New Roman" w:cs="Times New Roman"/>
-        </w:rPr>
-        <w:t xml:space="preserve">C. ①③④⑤　　</w:t>
-      </w:r>
-    </w:p>
-    <w:p>
-      <w:pPr>
-        <w:pStyle w:val="BodyText"/>
-        <w:ind w:left="480" w:hanging="480"/>
-        <w:spacing w:before="0" w:after="180"/>
       </w:pPr>
       <w:r>
         <w:rPr>
@@ -889,6 +889,14 @@
       <w:tblPr>
         <w:tblStyle w:val="Table"/>
         <w:tblW w:type="auto" w:w="0"/>
+        <w:tblBorders>
+          <w:top w:val="single" w:sz="12" w:space="0" w:color="000000"/>
+          <w:left w:val="none" w:sz="0" w:space="0" w:color="auto"/>
+          <w:bottom w:val="single" w:sz="12" w:space="0" w:color="000000"/>
+          <w:right w:val="none" w:sz="0" w:space="0" w:color="auto"/>
+          <w:insideH w:val="none" w:sz="0" w:space="0" w:color="auto"/>
+          <w:insideV w:val="none" w:sz="0" w:space="0" w:color="auto"/>
+        </w:tblBorders>
         <w:tblLook w:firstRow="1" w:lastRow="0" w:firstColumn="0" w:lastColumn="0" w:noHBand="0" w:noVBand="0" w:val="0020"/>
       </w:tblPr>
       <w:tblGrid>
@@ -904,7 +912,11 @@
           <w:tblHeader w:val="on"/>
         </w:trPr>
         <w:tc>
-          <w:tcPr/>
+          <w:tcPr>
+            <w:tcBorders>
+              <w:bottom w:val="single" w:sz="8" w:space="0" w:color="000000"/>
+            </w:tcBorders>
+          </w:tcPr>
           <w:p>
             <w:pPr>
               <w:pStyle w:val="Compact"/>
@@ -920,7 +932,11 @@
           </w:p>
         </w:tc>
         <w:tc>
-          <w:tcPr/>
+          <w:tcPr>
+            <w:tcBorders>
+              <w:bottom w:val="single" w:sz="8" w:space="0" w:color="000000"/>
+            </w:tcBorders>
+          </w:tcPr>
           <w:p>
             <w:pPr>
               <w:pStyle w:val="Compact"/>
@@ -936,7 +952,11 @@
           </w:p>
         </w:tc>
         <w:tc>
-          <w:tcPr/>
+          <w:tcPr>
+            <w:tcBorders>
+              <w:bottom w:val="single" w:sz="8" w:space="0" w:color="000000"/>
+            </w:tcBorders>
+          </w:tcPr>
           <w:p>
             <w:pPr>
               <w:pStyle w:val="Compact"/>
@@ -952,7 +972,11 @@
           </w:p>
         </w:tc>
         <w:tc>
-          <w:tcPr/>
+          <w:tcPr>
+            <w:tcBorders>
+              <w:bottom w:val="single" w:sz="8" w:space="0" w:color="000000"/>
+            </w:tcBorders>
+          </w:tcPr>
           <w:p>
             <w:pPr>
               <w:pStyle w:val="Compact"/>
@@ -968,7 +992,11 @@
           </w:p>
         </w:tc>
         <w:tc>
-          <w:tcPr/>
+          <w:tcPr>
+            <w:tcBorders>
+              <w:bottom w:val="single" w:sz="8" w:space="0" w:color="000000"/>
+            </w:tcBorders>
+          </w:tcPr>
           <w:p>
             <w:pPr>
               <w:pStyle w:val="Compact"/>
@@ -984,7 +1012,11 @@
           </w:p>
         </w:tc>
         <w:tc>
-          <w:tcPr/>
+          <w:tcPr>
+            <w:tcBorders>
+              <w:bottom w:val="single" w:sz="8" w:space="0" w:color="000000"/>
+            </w:tcBorders>
+          </w:tcPr>
           <w:p>
             <w:pPr>
               <w:pStyle w:val="Compact"/>
@@ -1138,6 +1170,7 @@
     <w:p>
       <w:pPr>
         <w:pStyle w:val="BodyText"/>
+        <w:spacing w:before="0" w:after="0"/>
       </w:pPr>
       <w:r>
         <w:rPr>
@@ -1155,6 +1188,7 @@
     <w:p>
       <w:pPr>
         <w:pStyle w:val="BodyText"/>
+        <w:spacing w:before="0" w:after="0"/>
       </w:pPr>
       <w:r>
         <w:rPr>
@@ -1184,6 +1218,7 @@
     <w:p>
       <w:pPr>
         <w:pStyle w:val="BodyText"/>
+        <w:spacing w:before="0" w:after="0"/>
       </w:pPr>
       <w:r>
         <w:rPr>
@@ -1437,6 +1472,7 @@
     <w:p>
       <w:pPr>
         <w:pStyle w:val="BodyText"/>
+        <w:spacing w:before="0" w:after="0"/>
       </w:pPr>
       <w:r>
         <w:rPr>
@@ -1675,6 +1711,7 @@
     <w:p>
       <w:pPr>
         <w:pStyle w:val="BodyText"/>
+        <w:spacing w:before="0" w:after="0"/>
       </w:pPr>
       <w:r>
         <w:rPr>
@@ -1692,6 +1729,7 @@
     <w:p>
       <w:pPr>
         <w:pStyle w:val="BodyText"/>
+        <w:spacing w:before="0" w:after="0"/>
       </w:pPr>
       <w:r>
         <w:rPr>
@@ -1709,6 +1747,7 @@
     <w:p>
       <w:pPr>
         <w:pStyle w:val="BodyText"/>
+        <w:spacing w:before="0" w:after="0"/>
       </w:pPr>
       <w:r>
         <w:rPr>
@@ -1726,6 +1765,7 @@
     <w:p>
       <w:pPr>
         <w:pStyle w:val="BodyText"/>
+        <w:spacing w:before="0" w:after="0"/>
       </w:pPr>
       <w:r>
         <w:rPr>
@@ -5249,6 +5289,7 @@
     <w:p>
       <w:pPr>
         <w:pStyle w:val="BodyText"/>
+        <w:spacing w:before="0" w:after="0"/>
       </w:pPr>
       <w:r>
         <w:rPr>
@@ -5272,6 +5313,7 @@
     <w:p>
       <w:pPr>
         <w:pStyle w:val="BodyText"/>
+        <w:spacing w:before="0" w:after="0"/>
       </w:pPr>
       <w:r>
         <w:rPr>
@@ -5350,6 +5392,7 @@
     <w:p>
       <w:pPr>
         <w:pStyle w:val="BodyText"/>
+        <w:spacing w:before="0" w:after="0"/>
       </w:pPr>
       <w:r>
         <w:rPr>
@@ -5428,6 +5471,7 @@
     <w:p>
       <w:pPr>
         <w:pStyle w:val="BodyText"/>
+        <w:spacing w:before="0" w:after="0"/>
       </w:pPr>
       <w:r>
         <w:rPr>
@@ -6228,6 +6272,7 @@
     <w:p>
       <w:pPr>
         <w:pStyle w:val="BodyText"/>
+        <w:spacing w:before="0" w:after="0"/>
       </w:pPr>
       <w:r>
         <w:rPr>
@@ -6292,6 +6337,7 @@
     <w:p>
       <w:pPr>
         <w:pStyle w:val="BodyText"/>
+        <w:spacing w:before="0" w:after="0"/>
       </w:pPr>
       <w:r>
         <w:rPr>
@@ -6333,6 +6379,7 @@
     <w:p>
       <w:pPr>
         <w:pStyle w:val="BodyText"/>
+        <w:spacing w:before="0" w:after="0"/>
       </w:pPr>
       <w:r>
         <w:rPr>
@@ -6362,6 +6409,7 @@
     <w:p>
       <w:pPr>
         <w:pStyle w:val="BodyText"/>
+        <w:spacing w:before="0" w:after="0"/>
       </w:pPr>
       <w:r>
         <w:rPr>
@@ -9832,8 +9880,8 @@
     <w:p>
       <w:pPr>
         <w:pStyle w:val="FirstParagraph"/>
+        <w:spacing w:before="0" w:after="0"/>
         <w:ind w:left="480" w:hanging="480"/>
-        <w:spacing w:after="0"/>
       </w:pPr>
       <w:r>
         <w:rPr>
@@ -9953,20 +10001,69 @@
     <w:p>
       <w:pPr>
         <w:pStyle w:val="FirstParagraph"/>
+        <w:spacing w:before="0" w:after="0"/>
         <w:ind w:left="480" w:hanging="480"/>
+      </w:pPr>
+      <w:r>
+        <w:rPr>
+          <w:rFonts w:ascii="Times New Roman" w:hAnsi="Times New Roman" w:eastAsia="Times New Roman" w:cs="Times New Roman"/>
+        </w:rPr>
+        <w:t xml:space="preserve">A. </w:t>
+      </w:r>
+      <w:r>
+        <w:rPr>
+          <w:rFonts w:hint="eastAsia" w:ascii="Times New Roman" w:hAnsi="Times New Roman" w:eastAsia="FangSong" w:cs="Times New Roman"/>
+        </w:rPr>
+        <w:t>液体分两层</w:t>
+      </w:r>
+      <w:r>
+        <w:rPr>
+          <w:rFonts w:hint="eastAsia" w:ascii="Times New Roman" w:hAnsi="Times New Roman" w:eastAsia="Times New Roman" w:cs="Times New Roman"/>
+        </w:rPr>
+        <w:t>，</w:t>
+      </w:r>
+      <w:r>
+        <w:rPr>
+          <w:rFonts w:hint="eastAsia" w:ascii="Times New Roman" w:hAnsi="Times New Roman" w:eastAsia="FangSong" w:cs="Times New Roman"/>
+        </w:rPr>
+        <w:t>石蕊层仍为紫色</w:t>
+      </w:r>
+      <w:r>
+        <w:rPr>
+          <w:rFonts w:hint="eastAsia" w:ascii="Times New Roman" w:hAnsi="Times New Roman" w:eastAsia="Times New Roman" w:cs="Times New Roman"/>
+        </w:rPr>
+        <w:t>，</w:t>
+      </w:r>
+      <w:r>
+        <w:rPr>
+          <w:rFonts w:hint="eastAsia" w:ascii="Times New Roman" w:hAnsi="Times New Roman" w:eastAsia="FangSong" w:cs="Times New Roman"/>
+        </w:rPr>
+        <w:t>有机层呈无色</w:t>
+      </w:r>
+      <w:r>
+        <w:rPr>
+          <w:rFonts w:ascii="Times New Roman" w:hAnsi="Times New Roman" w:eastAsia="Times New Roman" w:cs="Times New Roman"/>
+        </w:rPr>
+        <w:t xml:space="preserve"> </w:t>
+      </w:r>
+    </w:p>
+    <w:p>
+      <w:pPr>
+        <w:pStyle w:val="FirstParagraph"/>
         <w:spacing w:before="0" w:after="0"/>
-      </w:pPr>
-      <w:r>
-        <w:rPr>
-          <w:rFonts w:ascii="Times New Roman" w:hAnsi="Times New Roman" w:eastAsia="Times New Roman" w:cs="Times New Roman"/>
-        </w:rPr>
-        <w:t xml:space="preserve">A. </w:t>
-      </w:r>
-      <w:r>
-        <w:rPr>
-          <w:rFonts w:hint="eastAsia" w:ascii="Times New Roman" w:hAnsi="Times New Roman" w:eastAsia="FangSong" w:cs="Times New Roman"/>
-        </w:rPr>
-        <w:t>液体分两层</w:t>
+        <w:ind w:left="480" w:hanging="480"/>
+      </w:pPr>
+      <w:r>
+        <w:rPr>
+          <w:rFonts w:ascii="Times New Roman" w:hAnsi="Times New Roman" w:eastAsia="Times New Roman" w:cs="Times New Roman"/>
+        </w:rPr>
+        <w:t xml:space="preserve">B. </w:t>
+      </w:r>
+      <w:r>
+        <w:rPr>
+          <w:rFonts w:hint="eastAsia" w:ascii="Times New Roman" w:hAnsi="Times New Roman" w:eastAsia="FangSong" w:cs="Times New Roman"/>
+        </w:rPr>
+        <w:t>石蕊层为三层环</w:t>
       </w:r>
       <w:r>
         <w:rPr>
@@ -9978,7 +10075,56 @@
         <w:rPr>
           <w:rFonts w:hint="eastAsia" w:ascii="Times New Roman" w:hAnsi="Times New Roman" w:eastAsia="FangSong" w:cs="Times New Roman"/>
         </w:rPr>
-        <w:t>石蕊层仍为紫色</w:t>
+        <w:t>由上而下是蓝</w:t>
+      </w:r>
+      <w:r>
+        <w:rPr>
+          <w:rFonts w:hint="eastAsia" w:ascii="Times New Roman" w:hAnsi="Times New Roman" w:eastAsia="Times New Roman" w:cs="Times New Roman"/>
+        </w:rPr>
+        <w:t>、</w:t>
+      </w:r>
+      <w:r>
+        <w:rPr>
+          <w:rFonts w:hint="eastAsia" w:ascii="Times New Roman" w:hAnsi="Times New Roman" w:eastAsia="FangSong" w:cs="Times New Roman"/>
+        </w:rPr>
+        <w:t>紫</w:t>
+      </w:r>
+      <w:r>
+        <w:rPr>
+          <w:rFonts w:hint="eastAsia" w:ascii="Times New Roman" w:hAnsi="Times New Roman" w:eastAsia="Times New Roman" w:cs="Times New Roman"/>
+        </w:rPr>
+        <w:t>、</w:t>
+      </w:r>
+      <w:r>
+        <w:rPr>
+          <w:rFonts w:hint="eastAsia" w:ascii="Times New Roman" w:hAnsi="Times New Roman" w:eastAsia="FangSong" w:cs="Times New Roman"/>
+        </w:rPr>
+        <w:t>红色</w:t>
+      </w:r>
+      <w:r>
+        <w:rPr>
+          <w:rFonts w:ascii="Times New Roman" w:hAnsi="Times New Roman" w:eastAsia="Times New Roman" w:cs="Times New Roman"/>
+        </w:rPr>
+        <w:t xml:space="preserve"> </w:t>
+      </w:r>
+    </w:p>
+    <w:p>
+      <w:pPr>
+        <w:pStyle w:val="FirstParagraph"/>
+        <w:spacing w:before="0" w:after="0"/>
+        <w:ind w:left="480" w:hanging="480"/>
+      </w:pPr>
+      <w:r>
+        <w:rPr>
+          <w:rFonts w:ascii="Times New Roman" w:hAnsi="Times New Roman" w:eastAsia="Times New Roman" w:cs="Times New Roman"/>
+        </w:rPr>
+        <w:t xml:space="preserve">C. </w:t>
+      </w:r>
+      <w:r>
+        <w:rPr>
+          <w:rFonts w:hint="eastAsia" w:ascii="Times New Roman" w:hAnsi="Times New Roman" w:eastAsia="FangSong" w:cs="Times New Roman"/>
+        </w:rPr>
+        <w:t>石蕊层有两层</w:t>
       </w:r>
       <w:r>
         <w:rPr>
@@ -9990,7 +10136,19 @@
         <w:rPr>
           <w:rFonts w:hint="eastAsia" w:ascii="Times New Roman" w:hAnsi="Times New Roman" w:eastAsia="FangSong" w:cs="Times New Roman"/>
         </w:rPr>
-        <w:t>有机层呈无色</w:t>
+        <w:t>上层为紫色</w:t>
+      </w:r>
+      <w:r>
+        <w:rPr>
+          <w:rFonts w:hint="eastAsia" w:ascii="Times New Roman" w:hAnsi="Times New Roman" w:eastAsia="Times New Roman" w:cs="Times New Roman"/>
+        </w:rPr>
+        <w:t>，</w:t>
+      </w:r>
+      <w:r>
+        <w:rPr>
+          <w:rFonts w:hint="eastAsia" w:ascii="Times New Roman" w:hAnsi="Times New Roman" w:eastAsia="FangSong" w:cs="Times New Roman"/>
+        </w:rPr>
+        <w:t>下层为蓝色</w:t>
       </w:r>
       <w:r>
         <w:rPr>
@@ -10002,118 +10160,8 @@
     <w:p>
       <w:pPr>
         <w:pStyle w:val="FirstParagraph"/>
+        <w:spacing w:before="0" w:after="0"/>
         <w:ind w:left="480" w:hanging="480"/>
-        <w:spacing w:before="0" w:after="0"/>
-      </w:pPr>
-      <w:r>
-        <w:rPr>
-          <w:rFonts w:ascii="Times New Roman" w:hAnsi="Times New Roman" w:eastAsia="Times New Roman" w:cs="Times New Roman"/>
-        </w:rPr>
-        <w:t xml:space="preserve">B. </w:t>
-      </w:r>
-      <w:r>
-        <w:rPr>
-          <w:rFonts w:hint="eastAsia" w:ascii="Times New Roman" w:hAnsi="Times New Roman" w:eastAsia="FangSong" w:cs="Times New Roman"/>
-        </w:rPr>
-        <w:t>石蕊层为三层环</w:t>
-      </w:r>
-      <w:r>
-        <w:rPr>
-          <w:rFonts w:hint="eastAsia" w:ascii="Times New Roman" w:hAnsi="Times New Roman" w:eastAsia="Times New Roman" w:cs="Times New Roman"/>
-        </w:rPr>
-        <w:t>，</w:t>
-      </w:r>
-      <w:r>
-        <w:rPr>
-          <w:rFonts w:hint="eastAsia" w:ascii="Times New Roman" w:hAnsi="Times New Roman" w:eastAsia="FangSong" w:cs="Times New Roman"/>
-        </w:rPr>
-        <w:t>由上而下是蓝</w:t>
-      </w:r>
-      <w:r>
-        <w:rPr>
-          <w:rFonts w:hint="eastAsia" w:ascii="Times New Roman" w:hAnsi="Times New Roman" w:eastAsia="Times New Roman" w:cs="Times New Roman"/>
-        </w:rPr>
-        <w:t>、</w:t>
-      </w:r>
-      <w:r>
-        <w:rPr>
-          <w:rFonts w:hint="eastAsia" w:ascii="Times New Roman" w:hAnsi="Times New Roman" w:eastAsia="FangSong" w:cs="Times New Roman"/>
-        </w:rPr>
-        <w:t>紫</w:t>
-      </w:r>
-      <w:r>
-        <w:rPr>
-          <w:rFonts w:hint="eastAsia" w:ascii="Times New Roman" w:hAnsi="Times New Roman" w:eastAsia="Times New Roman" w:cs="Times New Roman"/>
-        </w:rPr>
-        <w:t>、</w:t>
-      </w:r>
-      <w:r>
-        <w:rPr>
-          <w:rFonts w:hint="eastAsia" w:ascii="Times New Roman" w:hAnsi="Times New Roman" w:eastAsia="FangSong" w:cs="Times New Roman"/>
-        </w:rPr>
-        <w:t>红色</w:t>
-      </w:r>
-      <w:r>
-        <w:rPr>
-          <w:rFonts w:ascii="Times New Roman" w:hAnsi="Times New Roman" w:eastAsia="Times New Roman" w:cs="Times New Roman"/>
-        </w:rPr>
-        <w:t xml:space="preserve"> </w:t>
-      </w:r>
-    </w:p>
-    <w:p>
-      <w:pPr>
-        <w:pStyle w:val="FirstParagraph"/>
-        <w:ind w:left="480" w:hanging="480"/>
-        <w:spacing w:before="0" w:after="0"/>
-      </w:pPr>
-      <w:r>
-        <w:rPr>
-          <w:rFonts w:ascii="Times New Roman" w:hAnsi="Times New Roman" w:eastAsia="Times New Roman" w:cs="Times New Roman"/>
-        </w:rPr>
-        <w:t xml:space="preserve">C. </w:t>
-      </w:r>
-      <w:r>
-        <w:rPr>
-          <w:rFonts w:hint="eastAsia" w:ascii="Times New Roman" w:hAnsi="Times New Roman" w:eastAsia="FangSong" w:cs="Times New Roman"/>
-        </w:rPr>
-        <w:t>石蕊层有两层</w:t>
-      </w:r>
-      <w:r>
-        <w:rPr>
-          <w:rFonts w:hint="eastAsia" w:ascii="Times New Roman" w:hAnsi="Times New Roman" w:eastAsia="Times New Roman" w:cs="Times New Roman"/>
-        </w:rPr>
-        <w:t>，</w:t>
-      </w:r>
-      <w:r>
-        <w:rPr>
-          <w:rFonts w:hint="eastAsia" w:ascii="Times New Roman" w:hAnsi="Times New Roman" w:eastAsia="FangSong" w:cs="Times New Roman"/>
-        </w:rPr>
-        <w:t>上层为紫色</w:t>
-      </w:r>
-      <w:r>
-        <w:rPr>
-          <w:rFonts w:hint="eastAsia" w:ascii="Times New Roman" w:hAnsi="Times New Roman" w:eastAsia="Times New Roman" w:cs="Times New Roman"/>
-        </w:rPr>
-        <w:t>，</w:t>
-      </w:r>
-      <w:r>
-        <w:rPr>
-          <w:rFonts w:hint="eastAsia" w:ascii="Times New Roman" w:hAnsi="Times New Roman" w:eastAsia="FangSong" w:cs="Times New Roman"/>
-        </w:rPr>
-        <w:t>下层为蓝色</w:t>
-      </w:r>
-      <w:r>
-        <w:rPr>
-          <w:rFonts w:ascii="Times New Roman" w:hAnsi="Times New Roman" w:eastAsia="Times New Roman" w:cs="Times New Roman"/>
-        </w:rPr>
-        <w:t xml:space="preserve"> </w:t>
-      </w:r>
-    </w:p>
-    <w:p>
-      <w:pPr>
-        <w:pStyle w:val="FirstParagraph"/>
-        <w:ind w:left="480" w:hanging="480"/>
-        <w:spacing w:before="0" w:after="180"/>
       </w:pPr>
       <w:r>
         <w:rPr>
@@ -17714,7 +17762,6 @@
     <w:bookmarkEnd w:id="62"/>
     <w:bookmarkEnd w:id="63"/>
     <w:sectPr>
-      <w:headerReference w:type="default" r:id="rId60"/>
       <w:footerReference w:type="default" r:id="rId9"/>
       <w:footnotePr>
         <w:numRestart w:val="eachSect"/>
@@ -17741,16 +17788,6 @@
       <w:rPr>
         <w:rFonts w:ascii="Times New Roman" w:hAnsi="Times New Roman" w:eastAsia="Times New Roman" w:cs="Times New Roman"/>
         <w:b w:val="0"/>
-        <w:color w:val="000000"/>
-        <w:sz w:val="20"/>
-      </w:rPr>
-      <w:t xml:space="preserve">第 </w:t>
-    </w:r>
-    <w:r>
-      <w:rPr>
-        <w:rFonts w:ascii="Times New Roman" w:hAnsi="Times New Roman" w:eastAsia="Times New Roman" w:cs="Times New Roman"/>
-        <w:b w:val="0"/>
-        <w:color w:val="000000"/>
         <w:sz w:val="20"/>
       </w:rPr>
       <w:fldChar w:fldCharType="begin"/>
@@ -17759,7 +17796,6 @@
       <w:rPr>
         <w:rFonts w:ascii="Times New Roman" w:hAnsi="Times New Roman" w:eastAsia="Times New Roman" w:cs="Times New Roman"/>
         <w:b w:val="0"/>
-        <w:color w:val="000000"/>
         <w:sz w:val="20"/>
       </w:rPr>
       <w:instrText xml:space="preserve"> PAGE </w:instrText>
@@ -17768,91 +17804,9 @@
       <w:rPr>
         <w:rFonts w:ascii="Times New Roman" w:hAnsi="Times New Roman" w:eastAsia="Times New Roman" w:cs="Times New Roman"/>
         <w:b w:val="0"/>
-        <w:color w:val="000000"/>
-        <w:sz w:val="20"/>
-      </w:rPr>
-      <w:fldChar w:fldCharType="separate"/>
-    </w:r>
-    <w:r>
-      <w:rPr>
-        <w:rFonts w:ascii="Times New Roman" w:hAnsi="Times New Roman" w:eastAsia="Times New Roman" w:cs="Times New Roman"/>
-        <w:b w:val="0"/>
-        <w:color w:val="000000"/>
-        <w:sz w:val="20"/>
-      </w:rPr>
-      <w:t>1</w:t>
-    </w:r>
-    <w:r>
-      <w:rPr>
-        <w:rFonts w:ascii="Times New Roman" w:hAnsi="Times New Roman" w:eastAsia="Times New Roman" w:cs="Times New Roman"/>
-        <w:b w:val="0"/>
-        <w:color w:val="000000"/>
         <w:sz w:val="20"/>
       </w:rPr>
       <w:fldChar w:fldCharType="end"/>
-    </w:r>
-    <w:r>
-      <w:rPr>
-        <w:rFonts w:ascii="Times New Roman" w:hAnsi="Times New Roman" w:eastAsia="Times New Roman" w:cs="Times New Roman"/>
-        <w:b w:val="0"/>
-        <w:color w:val="000000"/>
-        <w:sz w:val="20"/>
-      </w:rPr>
-      <w:t xml:space="preserve"> 页 / 共 </w:t>
-    </w:r>
-    <w:r>
-      <w:rPr>
-        <w:rFonts w:ascii="Times New Roman" w:hAnsi="Times New Roman" w:eastAsia="Times New Roman" w:cs="Times New Roman"/>
-        <w:b w:val="0"/>
-        <w:color w:val="000000"/>
-        <w:sz w:val="20"/>
-      </w:rPr>
-      <w:fldChar w:fldCharType="begin"/>
-    </w:r>
-    <w:r>
-      <w:rPr>
-        <w:rFonts w:ascii="Times New Roman" w:hAnsi="Times New Roman" w:eastAsia="Times New Roman" w:cs="Times New Roman"/>
-        <w:b w:val="0"/>
-        <w:color w:val="000000"/>
-        <w:sz w:val="20"/>
-      </w:rPr>
-      <w:instrText xml:space="preserve"> NUMPAGES </w:instrText>
-    </w:r>
-    <w:r>
-      <w:rPr>
-        <w:rFonts w:ascii="Times New Roman" w:hAnsi="Times New Roman" w:eastAsia="Times New Roman" w:cs="Times New Roman"/>
-        <w:b w:val="0"/>
-        <w:color w:val="000000"/>
-        <w:sz w:val="20"/>
-      </w:rPr>
-      <w:fldChar w:fldCharType="separate"/>
-    </w:r>
-    <w:r>
-      <w:rPr>
-        <w:rFonts w:ascii="Times New Roman" w:hAnsi="Times New Roman" w:eastAsia="Times New Roman" w:cs="Times New Roman"/>
-        <w:b w:val="0"/>
-        <w:color w:val="000000"/>
-        <w:sz w:val="20"/>
-      </w:rPr>
-      <w:t>1</w:t>
-    </w:r>
-    <w:r>
-      <w:rPr>
-        <w:rFonts w:ascii="Times New Roman" w:hAnsi="Times New Roman" w:eastAsia="Times New Roman" w:cs="Times New Roman"/>
-        <w:b w:val="0"/>
-        <w:color w:val="000000"/>
-        <w:sz w:val="20"/>
-      </w:rPr>
-      <w:fldChar w:fldCharType="end"/>
-    </w:r>
-    <w:r>
-      <w:rPr>
-        <w:rFonts w:ascii="Times New Roman" w:hAnsi="Times New Roman" w:eastAsia="Times New Roman" w:cs="Times New Roman"/>
-        <w:b w:val="0"/>
-        <w:color w:val="000000"/>
-        <w:sz w:val="20"/>
-      </w:rPr>
-      <w:t xml:space="preserve"> 页</w:t>
     </w:r>
   </w:p>
 </w:ftr>
@@ -17875,28 +17829,6 @@
     </w:p>
   </w:footnote>
 </w:footnotes>
-</file>
-
-<file path=word/header1.xml><?xml version="1.0" encoding="utf-8"?>
-<w:hdr xmlns:m="http://schemas.openxmlformats.org/officeDocument/2006/math" xmlns:mc="http://schemas.openxmlformats.org/markup-compatibility/2006" xmlns:mo="http://schemas.microsoft.com/office/mac/office/2008/main" xmlns:mv="urn:schemas-microsoft-com:mac:vml" xmlns:o="urn:schemas-microsoft-com:office:office" xmlns:r="http://schemas.openxmlformats.org/officeDocument/2006/relationships" xmlns:v="urn:schemas-microsoft-com:vml" xmlns:w10="urn:schemas-microsoft-com:office:word" xmlns:w14="http://schemas.microsoft.com/office/word/2010/wordml" xmlns:w="http://schemas.openxmlformats.org/wordprocessingml/2006/main" xmlns:wne="http://schemas.microsoft.com/office/word/2006/wordml" xmlns:wp14="http://schemas.microsoft.com/office/word/2010/wordprocessingDrawing" xmlns:wp="http://schemas.openxmlformats.org/drawingml/2006/wordprocessingDrawing" xmlns:wpc="http://schemas.microsoft.com/office/word/2010/wordprocessingCanvas" xmlns:wpg="http://schemas.microsoft.com/office/word/2010/wordprocessingGroup" xmlns:wpi="http://schemas.microsoft.com/office/word/2010/wordprocessingInk" xmlns:wps="http://schemas.microsoft.com/office/word/2010/wordprocessingShape" mc:Ignorable="w14 wp14">
-  <w:p>
-    <w:pPr>
-      <w:jc w:val="right"/>
-      <w:pBdr>
-        <w:bottom w:val="single" w:sz="4" w:space="2" w:color="000000"/>
-      </w:pBdr>
-    </w:pPr>
-    <w:r>
-      <w:rPr>
-        <w:rFonts w:ascii="Times New Roman" w:hAnsi="Times New Roman" w:eastAsia="Times New Roman" w:cs="Times New Roman"/>
-        <w:b w:val="0"/>
-        <w:color w:val="000000"/>
-        <w:sz w:val="18"/>
-      </w:rPr>
-      <w:t xml:space="preserve">二分册专项卷XII</w:t>
-    </w:r>
-  </w:p>
-</w:hdr>
 </file>
 
 <file path=word/numbering.xml><?xml version="1.0" encoding="utf-8"?>
